--- a/Will_B_S.docx
+++ b/Will_B_S.docx
@@ -44,7 +44,77 @@
         <w:rPr>
           <w:rFonts w:asciiTheme="minorEastAsia" w:hAnsiTheme="minorEastAsia"/>
         </w:rPr>
-        <w:t>本人{{testator_name}}（{{testator_en_name}}），香港身份證號碼 {{testator_id}}，現居於{{testator_address}}，婚姻狀況為{{marital_status}}，職業為{{occupation}} 。本人茲鄭重聲明，本人在此取消所有以前訂立之遺囑及遺產處置辦法，並立此最後遺囑。</w:t>
+        <w:t>本人{{</w:t>
+      </w:r>
+      <w:proofErr w:type="spellStart"/>
+      <w:r>
+        <w:rPr>
+          <w:rFonts w:asciiTheme="minorEastAsia" w:hAnsiTheme="minorEastAsia"/>
+        </w:rPr>
+        <w:t>testator_name</w:t>
+      </w:r>
+      <w:proofErr w:type="spellEnd"/>
+      <w:r>
+        <w:rPr>
+          <w:rFonts w:asciiTheme="minorEastAsia" w:hAnsiTheme="minorEastAsia"/>
+        </w:rPr>
+        <w:t>}}（{{</w:t>
+      </w:r>
+      <w:proofErr w:type="spellStart"/>
+      <w:r>
+        <w:rPr>
+          <w:rFonts w:asciiTheme="minorEastAsia" w:hAnsiTheme="minorEastAsia"/>
+        </w:rPr>
+        <w:t>testator_en_name</w:t>
+      </w:r>
+      <w:proofErr w:type="spellEnd"/>
+      <w:r>
+        <w:rPr>
+          <w:rFonts w:asciiTheme="minorEastAsia" w:hAnsiTheme="minorEastAsia"/>
+        </w:rPr>
+        <w:t>}}），香港身份證號碼 {{</w:t>
+      </w:r>
+      <w:proofErr w:type="spellStart"/>
+      <w:r>
+        <w:rPr>
+          <w:rFonts w:asciiTheme="minorEastAsia" w:hAnsiTheme="minorEastAsia"/>
+        </w:rPr>
+        <w:t>testator_id</w:t>
+      </w:r>
+      <w:proofErr w:type="spellEnd"/>
+      <w:r>
+        <w:rPr>
+          <w:rFonts w:asciiTheme="minorEastAsia" w:hAnsiTheme="minorEastAsia"/>
+        </w:rPr>
+        <w:t>}}，現居於{{</w:t>
+      </w:r>
+      <w:proofErr w:type="spellStart"/>
+      <w:r>
+        <w:rPr>
+          <w:rFonts w:asciiTheme="minorEastAsia" w:hAnsiTheme="minorEastAsia"/>
+        </w:rPr>
+        <w:t>testator_address</w:t>
+      </w:r>
+      <w:proofErr w:type="spellEnd"/>
+      <w:r>
+        <w:rPr>
+          <w:rFonts w:asciiTheme="minorEastAsia" w:hAnsiTheme="minorEastAsia"/>
+        </w:rPr>
+        <w:t>}}，婚姻狀況為{{</w:t>
+      </w:r>
+      <w:proofErr w:type="spellStart"/>
+      <w:r>
+        <w:rPr>
+          <w:rFonts w:asciiTheme="minorEastAsia" w:hAnsiTheme="minorEastAsia"/>
+        </w:rPr>
+        <w:t>marital_status</w:t>
+      </w:r>
+      <w:proofErr w:type="spellEnd"/>
+      <w:r>
+        <w:rPr>
+          <w:rFonts w:asciiTheme="minorEastAsia" w:hAnsiTheme="minorEastAsia"/>
+        </w:rPr>
+        <w:t>}}，職業為{{occupation}} 。本人茲鄭重聲明，本人在此取消所有以前訂立之遺囑及遺產處置辦法，並立此最後遺囑。</w:t>
       </w:r>
     </w:p>
     <w:p>
@@ -106,7 +176,63 @@
         <w:rPr>
           <w:rFonts w:asciiTheme="minorEastAsia" w:hAnsiTheme="minorEastAsia"/>
         </w:rPr>
-        <w:t>本人指定及委託{{exec_rel}}{{exec_name}} ({{exec_en_name}})，香港身份證號碼 {{exec_id}} 作為本遺囑之遺囑執行人 。</w:t>
+        <w:t>本人指定及委託{{</w:t>
+      </w:r>
+      <w:proofErr w:type="spellStart"/>
+      <w:r>
+        <w:rPr>
+          <w:rFonts w:asciiTheme="minorEastAsia" w:hAnsiTheme="minorEastAsia"/>
+        </w:rPr>
+        <w:t>exec_rel</w:t>
+      </w:r>
+      <w:proofErr w:type="spellEnd"/>
+      <w:r>
+        <w:rPr>
+          <w:rFonts w:asciiTheme="minorEastAsia" w:hAnsiTheme="minorEastAsia"/>
+        </w:rPr>
+        <w:t>}}{{</w:t>
+      </w:r>
+      <w:proofErr w:type="spellStart"/>
+      <w:r>
+        <w:rPr>
+          <w:rFonts w:asciiTheme="minorEastAsia" w:hAnsiTheme="minorEastAsia"/>
+        </w:rPr>
+        <w:t>exec_name</w:t>
+      </w:r>
+      <w:proofErr w:type="spellEnd"/>
+      <w:r>
+        <w:rPr>
+          <w:rFonts w:asciiTheme="minorEastAsia" w:hAnsiTheme="minorEastAsia"/>
+        </w:rPr>
+        <w:t>}} ({{</w:t>
+      </w:r>
+      <w:proofErr w:type="spellStart"/>
+      <w:r>
+        <w:rPr>
+          <w:rFonts w:asciiTheme="minorEastAsia" w:hAnsiTheme="minorEastAsia"/>
+        </w:rPr>
+        <w:t>exec_en_name</w:t>
+      </w:r>
+      <w:proofErr w:type="spellEnd"/>
+      <w:r>
+        <w:rPr>
+          <w:rFonts w:asciiTheme="minorEastAsia" w:hAnsiTheme="minorEastAsia"/>
+        </w:rPr>
+        <w:t>}})，香港身份證號碼 {{</w:t>
+      </w:r>
+      <w:proofErr w:type="spellStart"/>
+      <w:r>
+        <w:rPr>
+          <w:rFonts w:asciiTheme="minorEastAsia" w:hAnsiTheme="minorEastAsia"/>
+        </w:rPr>
+        <w:t>exec_id</w:t>
+      </w:r>
+      <w:proofErr w:type="spellEnd"/>
+      <w:r>
+        <w:rPr>
+          <w:rFonts w:asciiTheme="minorEastAsia" w:hAnsiTheme="minorEastAsia"/>
+        </w:rPr>
+        <w:t>}} 作為本遺囑之遺囑執行人 。</w:t>
       </w:r>
     </w:p>
     <w:p>
@@ -162,7 +288,35 @@
         <w:rPr>
           <w:rFonts w:asciiTheme="minorEastAsia" w:hAnsiTheme="minorEastAsia"/>
         </w:rPr>
-        <w:t>本人之全部遺產遺贈予 {{ beneficiaries[0].rel }}{{ beneficiaries[0].name }} ({{ beneficiaries[0].en_name }})，香港身份證號碼 {{ beneficiaries[0].id }} 承受及享用。</w:t>
+        <w:t>本人之全部遺產遺贈予 {{ beneficiaries[0].</w:t>
+      </w:r>
+      <w:proofErr w:type="spellStart"/>
+      <w:r>
+        <w:rPr>
+          <w:rFonts w:asciiTheme="minorEastAsia" w:hAnsiTheme="minorEastAsia"/>
+        </w:rPr>
+        <w:t>rel</w:t>
+      </w:r>
+      <w:proofErr w:type="spellEnd"/>
+      <w:r>
+        <w:rPr>
+          <w:rFonts w:asciiTheme="minorEastAsia" w:hAnsiTheme="minorEastAsia"/>
+        </w:rPr>
+        <w:t xml:space="preserve"> }}{{ beneficiaries[0].name }} ({{ beneficiaries[0].</w:t>
+      </w:r>
+      <w:proofErr w:type="spellStart"/>
+      <w:r>
+        <w:rPr>
+          <w:rFonts w:asciiTheme="minorEastAsia" w:hAnsiTheme="minorEastAsia"/>
+        </w:rPr>
+        <w:t>en_name</w:t>
+      </w:r>
+      <w:proofErr w:type="spellEnd"/>
+      <w:r>
+        <w:rPr>
+          <w:rFonts w:asciiTheme="minorEastAsia" w:hAnsiTheme="minorEastAsia"/>
+        </w:rPr>
+        <w:t xml:space="preserve"> }})，香港身份證號碼 {{ beneficiaries[0].id }} 承受及享用。</w:t>
       </w:r>
     </w:p>
     <w:p>
@@ -265,6 +419,14 @@
         </w:rPr>
         <w:t>______________________________</w:t>
       </w:r>
+      <w:r>
+        <w:rPr>
+          <w:rFonts w:asciiTheme="minorEastAsia" w:hAnsiTheme="minorEastAsia"/>
+          <w:b/>
+          <w:bCs/>
+        </w:rPr>
+        <w:t>_____</w:t>
+      </w:r>
     </w:p>
     <w:p>
       <w:pPr>
@@ -277,7 +439,41 @@
         <w:rPr>
           <w:rFonts w:asciiTheme="minorEastAsia" w:hAnsiTheme="minorEastAsia"/>
         </w:rPr>
-        <w:t>立遺囑人： {{testator_name}}</w:t>
+        <w:t>立遺囑人： {{</w:t>
+      </w:r>
+      <w:proofErr w:type="spellStart"/>
+      <w:r>
+        <w:rPr>
+          <w:rFonts w:asciiTheme="minorEastAsia" w:hAnsiTheme="minorEastAsia"/>
+        </w:rPr>
+        <w:t>testator_name</w:t>
+      </w:r>
+      <w:proofErr w:type="spellEnd"/>
+      <w:r>
+        <w:rPr>
+          <w:rFonts w:asciiTheme="minorEastAsia" w:hAnsiTheme="minorEastAsia"/>
+        </w:rPr>
+        <w:t>}}</w:t>
+      </w:r>
+      <w:r>
+        <w:rPr>
+          <w:rFonts w:asciiTheme="minorEastAsia" w:hAnsiTheme="minorEastAsia"/>
+        </w:rPr>
+        <w:t>（{{</w:t>
+      </w:r>
+      <w:proofErr w:type="spellStart"/>
+      <w:r>
+        <w:rPr>
+          <w:rFonts w:asciiTheme="minorEastAsia" w:hAnsiTheme="minorEastAsia"/>
+        </w:rPr>
+        <w:t>testator_en_name</w:t>
+      </w:r>
+      <w:proofErr w:type="spellEnd"/>
+      <w:r>
+        <w:rPr>
+          <w:rFonts w:asciiTheme="minorEastAsia" w:hAnsiTheme="minorEastAsia"/>
+        </w:rPr>
+        <w:t>}}）</w:t>
       </w:r>
     </w:p>
     <w:p>
@@ -368,7 +564,35 @@
         <w:rPr>
           <w:rFonts w:asciiTheme="minorEastAsia" w:hAnsiTheme="minorEastAsia"/>
         </w:rPr>
-        <w:t>{{testator_name}}（{{testator_en_name}}）</w:t>
+        <w:t>{{</w:t>
+      </w:r>
+      <w:proofErr w:type="spellStart"/>
+      <w:r>
+        <w:rPr>
+          <w:rFonts w:asciiTheme="minorEastAsia" w:hAnsiTheme="minorEastAsia"/>
+        </w:rPr>
+        <w:t>testator_name</w:t>
+      </w:r>
+      <w:proofErr w:type="spellEnd"/>
+      <w:r>
+        <w:rPr>
+          <w:rFonts w:asciiTheme="minorEastAsia" w:hAnsiTheme="minorEastAsia"/>
+        </w:rPr>
+        <w:t>}}（{{</w:t>
+      </w:r>
+      <w:proofErr w:type="spellStart"/>
+      <w:r>
+        <w:rPr>
+          <w:rFonts w:asciiTheme="minorEastAsia" w:hAnsiTheme="minorEastAsia"/>
+        </w:rPr>
+        <w:t>testator_en_name</w:t>
+      </w:r>
+      <w:proofErr w:type="spellEnd"/>
+      <w:r>
+        <w:rPr>
+          <w:rFonts w:asciiTheme="minorEastAsia" w:hAnsiTheme="minorEastAsia"/>
+        </w:rPr>
+        <w:t>}}）</w:t>
       </w:r>
       <w:r>
         <w:rPr>
@@ -539,6 +763,12 @@
                 <w:rFonts w:asciiTheme="minorEastAsia" w:hAnsiTheme="minorEastAsia" w:hint="eastAsia"/>
               </w:rPr>
               <w:t xml:space="preserve">（         </w:t>
+            </w:r>
+            <w:r>
+              <w:rPr>
+                <w:rFonts w:asciiTheme="minorEastAsia" w:hAnsiTheme="minorEastAsia"/>
+              </w:rPr>
+              <w:t xml:space="preserve">           </w:t>
             </w:r>
             <w:r>
               <w:rPr>
